--- a/MyDocumentConverterMultiOSV10/samples/output/wiki/dokuwiki/docx.docx
+++ b/MyDocumentConverterMultiOSV10/samples/output/wiki/dokuwiki/docx.docx
@@ -92,7 +92,7 @@
       <w:r>
         <w:t xml:space="preserve">, 그리고 </w:t>
       </w:r>
-      <w:hyperlink w:history="1" r:id="rIdx73thpued1fnre0kils4c">
+      <w:hyperlink w:history="1" r:id="rIdifnq652a8z7jsy2d7eswg">
         <w:r>
           <w:rPr>
             <w:rStyle w:val="Hyperlink"/>
@@ -684,7 +684,7 @@
       <w:r>
         <w:t xml:space="preserve"> 자동 링크 </w:t>
       </w:r>
-      <w:hyperlink w:history="1" r:id="rIdfemruk59i_m8ak6mohqr-">
+      <w:hyperlink w:history="1" r:id="rIdvqgvozuypbidn4_xga7g_">
         <w:r>
           <w:rPr>
             <w:rStyle w:val="Hyperlink"/>
@@ -695,7 +695,7 @@
       <w:r>
         <w:t xml:space="preserve"> 와 </w:t>
       </w:r>
-      <w:hyperlink w:history="1" r:id="rIdn6qvf7_dfhzoj0171w62m">
+      <w:hyperlink w:history="1" r:id="rIddojj6l1ecu74l795a2pnq">
         <w:r>
           <w:rPr>
             <w:rStyle w:val="Hyperlink"/>
